--- a/test/francis-gunadi-cv.docx
+++ b/test/francis-gunadi-cv.docx
@@ -15,25 +15,16 @@
       </w:pPr>
       <w:r>
         <w:rPr>
-          <w:rFonts w:ascii="Times New Roman" w:cs="Times New Roman" w:eastAsia="Times New Roman" w:hAnsi="Times New Roman"/>
-          <w:b w:val="1"/>
-          <w:bCs w:val="1"/>
-          <w:color w:val="000000"/>
           <w:sz w:val="30"/>
           <w:szCs w:val="30"/>
           <w:rtl w:val="0"/>
         </w:rPr>
         <w:t xml:space="preserve">Dominicius Francis Ang Gunadi</w:t>
       </w:r>
-      <w:r>
-        <w:rPr>
-          <w:rtl w:val="0"/>
-        </w:rPr>
-      </w:r>
-    </w:p>
-    <w:p>
-      <w:pPr>
-        <w:spacing w:after="0" w:line="240" w:lineRule="auto"/>
+    </w:p>
+    <w:p>
+      <w:pPr>
+        <w:spacing w:line="240" w:lineRule="auto"/>
         <w:jc w:val="center"/>
         <w:rPr>
           <w:sz w:val="19"/>
@@ -42,21 +33,15 @@
       </w:pPr>
       <w:r>
         <w:rPr>
-          <w:rFonts w:ascii="Times New Roman" w:cs="Times New Roman" w:eastAsia="Times New Roman" w:hAnsi="Times New Roman"/>
-          <w:b w:val="0"/>
-          <w:bCs w:val="0"/>
           <w:sz w:val="19"/>
           <w:szCs w:val="19"/>
           <w:rtl w:val="0"/>
         </w:rPr>
         <w:t xml:space="preserve">+62 815 1753 0610 | </w:t>
       </w:r>
-      <w:hyperlink r:id="rId6">
+      <w:hyperlink r:id="rId7">
         <w:r>
           <w:rPr>
-            <w:rFonts w:ascii="Times New Roman" w:cs="Times New Roman" w:eastAsia="Times New Roman" w:hAnsi="Times New Roman"/>
-            <w:b w:val="0"/>
-            <w:bCs w:val="0"/>
             <w:color w:val="1155cc"/>
             <w:sz w:val="19"/>
             <w:szCs w:val="19"/>
@@ -68,9 +53,6 @@
       </w:hyperlink>
       <w:r>
         <w:rPr>
-          <w:rFonts w:ascii="Times New Roman" w:cs="Times New Roman" w:eastAsia="Times New Roman" w:hAnsi="Times New Roman"/>
-          <w:b w:val="0"/>
-          <w:bCs w:val="0"/>
           <w:sz w:val="19"/>
           <w:szCs w:val="19"/>
           <w:rtl w:val="0"/>
@@ -79,7 +61,6 @@
       </w:r>
       <w:r>
         <w:rPr>
-          <w:rFonts w:ascii="Times New Roman" w:cs="Times New Roman" w:eastAsia="Times New Roman" w:hAnsi="Times New Roman"/>
           <w:color w:val="1155cc"/>
           <w:sz w:val="19"/>
           <w:szCs w:val="19"/>
@@ -90,9 +71,6 @@
       </w:r>
       <w:r>
         <w:rPr>
-          <w:rFonts w:ascii="Times New Roman" w:cs="Times New Roman" w:eastAsia="Times New Roman" w:hAnsi="Times New Roman"/>
-          <w:b w:val="0"/>
-          <w:bCs w:val="0"/>
           <w:sz w:val="19"/>
           <w:szCs w:val="19"/>
           <w:rtl w:val="0"/>
@@ -101,7 +79,6 @@
       </w:r>
       <w:r>
         <w:rPr>
-          <w:rFonts w:ascii="Times New Roman" w:cs="Times New Roman" w:eastAsia="Times New Roman" w:hAnsi="Times New Roman"/>
           <w:color w:val="1155cc"/>
           <w:sz w:val="19"/>
           <w:szCs w:val="19"/>
@@ -118,7 +95,7 @@
         </w:rPr>
         <w:t xml:space="preserve">| </w:t>
       </w:r>
-      <w:hyperlink r:id="rId7">
+      <w:hyperlink r:id="rId8">
         <w:r>
           <w:rPr>
             <w:color w:val="1155cc"/>
@@ -141,7 +118,7 @@
     </w:p>
     <w:p>
       <w:pPr>
-        <w:spacing w:after="0" w:line="240" w:lineRule="auto"/>
+        <w:spacing w:line="240" w:lineRule="auto"/>
         <w:jc w:val="center"/>
         <w:rPr>
           <w:sz w:val="19"/>
@@ -164,15 +141,9 @@
       </w:pPr>
       <w:r>
         <w:rPr>
-          <w:rFonts w:ascii="Times New Roman" w:cs="Times New Roman" w:eastAsia="Times New Roman" w:hAnsi="Times New Roman"/>
           <w:rtl w:val="0"/>
         </w:rPr>
         <w:t xml:space="preserve">Personal Summary</w:t>
-      </w:r>
-      <w:r>
-        <w:rPr>
-          <w:rtl w:val="0"/>
-        </w:rPr>
       </w:r>
     </w:p>
     <w:p>
@@ -180,19 +151,7 @@
         <w:spacing w:line="252.00000000000003" w:lineRule="auto"/>
         <w:jc w:val="both"/>
         <w:rPr>
-          <w:rFonts w:ascii="Times New Roman" w:cs="Times New Roman" w:eastAsia="Times New Roman" w:hAnsi="Times New Roman"/>
-          <w:b w:val="0"/>
-          <w:bCs w:val="0"/>
-          <w:i w:val="0"/>
-          <w:iCs w:val="0"/>
-          <w:smallCaps w:val="0"/>
-          <w:strike w:val="0"/>
-          <w:color w:val="000000"/>
-          <w:sz w:val="21"/>
-          <w:szCs w:val="21"/>
-          <w:u w:val="none"/>
-          <w:shd w:fill="auto" w:val="clear"/>
-          <w:vertAlign w:val="baseline"/>
+          <w:color w:val="000000"/>
         </w:rPr>
       </w:pPr>
       <w:r>
@@ -217,15 +176,9 @@
       </w:pPr>
       <w:r>
         <w:rPr>
-          <w:rFonts w:ascii="Times New Roman" w:cs="Times New Roman" w:eastAsia="Times New Roman" w:hAnsi="Times New Roman"/>
           <w:rtl w:val="0"/>
         </w:rPr>
         <w:t xml:space="preserve">Education</w:t>
-      </w:r>
-      <w:r>
-        <w:rPr>
-          <w:rtl w:val="0"/>
-        </w:rPr>
       </w:r>
     </w:p>
     <w:p>
@@ -239,7 +192,6 @@
       </w:pPr>
       <w:r>
         <w:rPr>
-          <w:rFonts w:ascii="Times New Roman" w:cs="Times New Roman" w:eastAsia="Times New Roman" w:hAnsi="Times New Roman"/>
           <w:b w:val="1"/>
           <w:bCs w:val="1"/>
           <w:rtl w:val="0"/>
@@ -248,20 +200,12 @@
       </w:r>
       <w:r>
         <w:rPr>
-          <w:rFonts w:ascii="Times New Roman" w:cs="Times New Roman" w:eastAsia="Times New Roman" w:hAnsi="Times New Roman"/>
-          <w:rtl w:val="0"/>
-        </w:rPr>
-        <w:t xml:space="preserve">  </w:t>
-      </w:r>
-      <w:r>
-        <w:rPr>
-          <w:rtl w:val="0"/>
-        </w:rPr>
-        <w:t xml:space="preserve"> Bachelor of Computer Science</w:t>
-      </w:r>
-      <w:r>
-        <w:rPr>
-          <w:rFonts w:ascii="Times New Roman" w:cs="Times New Roman" w:eastAsia="Times New Roman" w:hAnsi="Times New Roman"/>
+          <w:rtl w:val="0"/>
+        </w:rPr>
+        <w:t xml:space="preserve">   Bachelor of Computer Science</w:t>
+      </w:r>
+      <w:r>
+        <w:rPr>
           <w:color w:val="464646"/>
           <w:rtl w:val="0"/>
         </w:rPr>
@@ -276,10 +220,6 @@
     </w:p>
     <w:p>
       <w:pPr>
-        <w:keepNext w:val="0"/>
-        <w:keepLines w:val="0"/>
-        <w:pageBreakBefore w:val="0"/>
-        <w:widowControl w:val="1"/>
         <w:numPr>
           <w:ilvl w:val="0"/>
           <w:numId w:val="1"/>
@@ -291,27 +231,13 @@
           <w:right w:space="0" w:sz="0" w:val="nil"/>
           <w:between w:space="0" w:sz="0" w:val="nil"/>
         </w:pBdr>
-        <w:shd w:fill="auto" w:val="clear"/>
-        <w:spacing w:after="50" w:before="0" w:line="252.00000000000003" w:lineRule="auto"/>
-        <w:ind w:left="360" w:right="0" w:hanging="360"/>
-        <w:jc w:val="left"/>
-        <w:rPr/>
-      </w:pPr>
-      <w:r>
-        <w:rPr>
-          <w:rFonts w:ascii="Times New Roman" w:cs="Times New Roman" w:eastAsia="Times New Roman" w:hAnsi="Times New Roman"/>
-          <w:b w:val="0"/>
-          <w:bCs w:val="0"/>
-          <w:i w:val="0"/>
-          <w:iCs w:val="0"/>
-          <w:smallCaps w:val="0"/>
-          <w:strike w:val="0"/>
-          <w:color w:val="000000"/>
-          <w:sz w:val="21"/>
-          <w:szCs w:val="21"/>
-          <w:u w:val="none"/>
-          <w:shd w:fill="auto" w:val="clear"/>
-          <w:vertAlign w:val="baseline"/>
+        <w:spacing w:after="50" w:line="252.00000000000003" w:lineRule="auto"/>
+        <w:ind w:left="360" w:hanging="360"/>
+        <w:rPr/>
+      </w:pPr>
+      <w:r>
+        <w:rPr>
+          <w:color w:val="000000"/>
           <w:rtl w:val="0"/>
         </w:rPr>
         <w:t xml:space="preserve">GPA: 3.9</w:t>
@@ -324,19 +250,7 @@
       </w:r>
       <w:r>
         <w:rPr>
-          <w:rFonts w:ascii="Times New Roman" w:cs="Times New Roman" w:eastAsia="Times New Roman" w:hAnsi="Times New Roman"/>
-          <w:b w:val="0"/>
-          <w:bCs w:val="0"/>
-          <w:i w:val="0"/>
-          <w:iCs w:val="0"/>
-          <w:smallCaps w:val="0"/>
-          <w:strike w:val="0"/>
-          <w:color w:val="000000"/>
-          <w:sz w:val="21"/>
-          <w:szCs w:val="21"/>
-          <w:u w:val="none"/>
-          <w:shd w:fill="auto" w:val="clear"/>
-          <w:vertAlign w:val="baseline"/>
+          <w:color w:val="000000"/>
           <w:rtl w:val="0"/>
         </w:rPr>
         <w:t xml:space="preserve">/4.00</w:t>
@@ -357,23 +271,14 @@
       </w:pPr>
       <w:r>
         <w:rPr>
-          <w:rFonts w:ascii="Times New Roman" w:cs="Times New Roman" w:eastAsia="Times New Roman" w:hAnsi="Times New Roman"/>
           <w:rtl w:val="0"/>
         </w:rPr>
         <w:t xml:space="preserve">Experience and Activities</w:t>
       </w:r>
-      <w:r>
-        <w:rPr>
-          <w:rtl w:val="0"/>
-        </w:rPr>
-      </w:r>
     </w:p>
     <w:p>
       <w:pPr>
         <w:keepNext w:val="1"/>
-        <w:keepLines w:val="0"/>
-        <w:pageBreakBefore w:val="0"/>
-        <w:widowControl w:val="1"/>
         <w:pBdr>
           <w:top w:space="0" w:sz="0" w:val="nil"/>
           <w:left w:space="0" w:sz="0" w:val="nil"/>
@@ -381,82 +286,33 @@
           <w:right w:space="0" w:sz="0" w:val="nil"/>
           <w:between w:space="0" w:sz="0" w:val="nil"/>
         </w:pBdr>
-        <w:shd w:fill="auto" w:val="clear"/>
         <w:tabs>
           <w:tab w:val="right" w:leader="none" w:pos="9936"/>
         </w:tabs>
         <w:spacing w:after="60" w:before="40" w:line="252.00000000000003" w:lineRule="auto"/>
-        <w:ind w:left="0" w:right="0" w:firstLine="0"/>
-        <w:jc w:val="left"/>
-        <w:rPr>
-          <w:rFonts w:ascii="Times New Roman" w:cs="Times New Roman" w:eastAsia="Times New Roman" w:hAnsi="Times New Roman"/>
-          <w:b w:val="0"/>
-          <w:bCs w:val="0"/>
-          <w:i w:val="0"/>
-          <w:iCs w:val="0"/>
-          <w:smallCaps w:val="0"/>
-          <w:strike w:val="0"/>
-          <w:color w:val="000000"/>
-          <w:sz w:val="21"/>
-          <w:szCs w:val="21"/>
-          <w:u w:val="none"/>
-          <w:shd w:fill="auto" w:val="clear"/>
-          <w:vertAlign w:val="baseline"/>
-        </w:rPr>
-      </w:pPr>
-      <w:r>
-        <w:rPr>
-          <w:rFonts w:ascii="Times New Roman" w:cs="Times New Roman" w:eastAsia="Times New Roman" w:hAnsi="Times New Roman"/>
+        <w:rPr>
+          <w:color w:val="000000"/>
+        </w:rPr>
+      </w:pPr>
+      <w:r>
+        <w:rPr>
           <w:b w:val="1"/>
           <w:bCs w:val="1"/>
-          <w:i w:val="0"/>
-          <w:iCs w:val="0"/>
-          <w:smallCaps w:val="0"/>
-          <w:strike w:val="0"/>
-          <w:color w:val="000000"/>
-          <w:sz w:val="21"/>
-          <w:szCs w:val="21"/>
-          <w:u w:val="none"/>
-          <w:shd w:fill="auto" w:val="clear"/>
-          <w:vertAlign w:val="baseline"/>
+          <w:color w:val="000000"/>
           <w:rtl w:val="0"/>
         </w:rPr>
         <w:t xml:space="preserve">PETIR Cyber Security</w:t>
       </w:r>
       <w:r>
         <w:rPr>
-          <w:rFonts w:ascii="Times New Roman" w:cs="Times New Roman" w:eastAsia="Times New Roman" w:hAnsi="Times New Roman"/>
-          <w:b w:val="0"/>
-          <w:bCs w:val="0"/>
-          <w:i w:val="0"/>
-          <w:iCs w:val="0"/>
-          <w:smallCaps w:val="0"/>
-          <w:strike w:val="0"/>
-          <w:color w:val="000000"/>
-          <w:sz w:val="21"/>
-          <w:szCs w:val="21"/>
-          <w:u w:val="none"/>
-          <w:shd w:fill="auto" w:val="clear"/>
-          <w:vertAlign w:val="baseline"/>
+          <w:color w:val="000000"/>
           <w:rtl w:val="0"/>
         </w:rPr>
         <w:t xml:space="preserve">  Member</w:t>
       </w:r>
       <w:r>
         <w:rPr>
-          <w:rFonts w:ascii="Times New Roman" w:cs="Times New Roman" w:eastAsia="Times New Roman" w:hAnsi="Times New Roman"/>
-          <w:b w:val="0"/>
-          <w:bCs w:val="0"/>
-          <w:i w:val="0"/>
-          <w:iCs w:val="0"/>
-          <w:smallCaps w:val="0"/>
-          <w:strike w:val="0"/>
           <w:color w:val="464646"/>
-          <w:sz w:val="21"/>
-          <w:szCs w:val="21"/>
-          <w:u w:val="none"/>
-          <w:shd w:fill="auto" w:val="clear"/>
-          <w:vertAlign w:val="baseline"/>
           <w:rtl w:val="0"/>
         </w:rPr>
         <w:tab/>
@@ -470,10 +326,6 @@
     </w:p>
     <w:p>
       <w:pPr>
-        <w:keepNext w:val="0"/>
-        <w:keepLines w:val="0"/>
-        <w:pageBreakBefore w:val="0"/>
-        <w:widowControl w:val="1"/>
         <w:numPr>
           <w:ilvl w:val="0"/>
           <w:numId w:val="1"/>
@@ -485,27 +337,13 @@
           <w:right w:space="0" w:sz="0" w:val="nil"/>
           <w:between w:space="0" w:sz="0" w:val="nil"/>
         </w:pBdr>
-        <w:shd w:fill="auto" w:val="clear"/>
-        <w:spacing w:after="0" w:before="0" w:line="252.00000000000003" w:lineRule="auto"/>
-        <w:ind w:left="360" w:right="0" w:hanging="360"/>
-        <w:jc w:val="left"/>
-        <w:rPr/>
-      </w:pPr>
-      <w:r>
-        <w:rPr>
-          <w:rFonts w:ascii="Times New Roman" w:cs="Times New Roman" w:eastAsia="Times New Roman" w:hAnsi="Times New Roman"/>
-          <w:b w:val="0"/>
-          <w:bCs w:val="0"/>
-          <w:i w:val="0"/>
-          <w:iCs w:val="0"/>
-          <w:smallCaps w:val="0"/>
-          <w:strike w:val="0"/>
-          <w:color w:val="000000"/>
-          <w:sz w:val="21"/>
-          <w:szCs w:val="21"/>
-          <w:u w:val="none"/>
-          <w:shd w:fill="auto" w:val="clear"/>
-          <w:vertAlign w:val="baseline"/>
+        <w:spacing w:line="252.00000000000003" w:lineRule="auto"/>
+        <w:ind w:left="360" w:hanging="360"/>
+        <w:rPr/>
+      </w:pPr>
+      <w:r>
+        <w:rPr>
+          <w:color w:val="000000"/>
           <w:rtl w:val="0"/>
         </w:rPr>
         <w:t xml:space="preserve">Competed with PETIR in national a</w:t>
@@ -518,19 +356,7 @@
       </w:r>
       <w:r>
         <w:rPr>
-          <w:rFonts w:ascii="Times New Roman" w:cs="Times New Roman" w:eastAsia="Times New Roman" w:hAnsi="Times New Roman"/>
-          <w:b w:val="0"/>
-          <w:bCs w:val="0"/>
-          <w:i w:val="0"/>
-          <w:iCs w:val="0"/>
-          <w:smallCaps w:val="0"/>
-          <w:strike w:val="0"/>
-          <w:color w:val="000000"/>
-          <w:sz w:val="21"/>
-          <w:szCs w:val="21"/>
-          <w:u w:val="none"/>
-          <w:shd w:fill="auto" w:val="clear"/>
-          <w:vertAlign w:val="baseline"/>
+          <w:color w:val="000000"/>
           <w:rtl w:val="0"/>
         </w:rPr>
         <w:t xml:space="preserve">CTFs, working with teammates mostly on digital </w:t>
@@ -543,19 +369,7 @@
       </w:r>
       <w:r>
         <w:rPr>
-          <w:rFonts w:ascii="Times New Roman" w:cs="Times New Roman" w:eastAsia="Times New Roman" w:hAnsi="Times New Roman"/>
-          <w:b w:val="0"/>
-          <w:bCs w:val="0"/>
-          <w:i w:val="0"/>
-          <w:iCs w:val="0"/>
-          <w:smallCaps w:val="0"/>
-          <w:strike w:val="0"/>
-          <w:color w:val="000000"/>
-          <w:sz w:val="21"/>
-          <w:szCs w:val="21"/>
-          <w:u w:val="none"/>
-          <w:shd w:fill="auto" w:val="clear"/>
-          <w:vertAlign w:val="baseline"/>
+          <w:color w:val="000000"/>
           <w:rtl w:val="0"/>
         </w:rPr>
         <w:t xml:space="preserve">web exploitation, and </w:t>
@@ -568,19 +382,7 @@
       </w:r>
       <w:r>
         <w:rPr>
-          <w:rFonts w:ascii="Times New Roman" w:cs="Times New Roman" w:eastAsia="Times New Roman" w:hAnsi="Times New Roman"/>
-          <w:b w:val="0"/>
-          <w:bCs w:val="0"/>
-          <w:i w:val="0"/>
-          <w:iCs w:val="0"/>
-          <w:smallCaps w:val="0"/>
-          <w:strike w:val="0"/>
-          <w:color w:val="000000"/>
-          <w:sz w:val="21"/>
-          <w:szCs w:val="21"/>
-          <w:u w:val="none"/>
-          <w:shd w:fill="auto" w:val="clear"/>
-          <w:vertAlign w:val="baseline"/>
+          <w:color w:val="000000"/>
           <w:rtl w:val="0"/>
         </w:rPr>
         <w:t xml:space="preserve">challenges.</w:t>
@@ -593,10 +395,6 @@
     </w:p>
     <w:p>
       <w:pPr>
-        <w:keepNext w:val="0"/>
-        <w:keepLines w:val="0"/>
-        <w:pageBreakBefore w:val="0"/>
-        <w:widowControl w:val="1"/>
         <w:numPr>
           <w:ilvl w:val="0"/>
           <w:numId w:val="1"/>
@@ -608,13 +406,9 @@
           <w:right w:space="0" w:sz="0" w:val="nil"/>
           <w:between w:space="0" w:sz="0" w:val="nil"/>
         </w:pBdr>
-        <w:shd w:fill="auto" w:val="clear"/>
-        <w:spacing w:after="50" w:before="0" w:line="252.00000000000003" w:lineRule="auto"/>
-        <w:ind w:left="360" w:right="0" w:hanging="360"/>
-        <w:jc w:val="left"/>
-        <w:rPr>
-          <w:u w:val="none"/>
-        </w:rPr>
+        <w:spacing w:after="50" w:line="252.00000000000003" w:lineRule="auto"/>
+        <w:ind w:left="360" w:hanging="360"/>
+        <w:rPr/>
       </w:pPr>
       <w:r>
         <w:rPr>
@@ -633,23 +427,14 @@
       </w:pPr>
       <w:r>
         <w:rPr>
-          <w:rFonts w:ascii="Times New Roman" w:cs="Times New Roman" w:eastAsia="Times New Roman" w:hAnsi="Times New Roman"/>
           <w:rtl w:val="0"/>
         </w:rPr>
         <w:t xml:space="preserve">Projects</w:t>
       </w:r>
-      <w:r>
-        <w:rPr>
-          <w:rtl w:val="0"/>
-        </w:rPr>
-      </w:r>
     </w:p>
     <w:p>
       <w:pPr>
         <w:keepNext w:val="1"/>
-        <w:keepLines w:val="0"/>
-        <w:pageBreakBefore w:val="0"/>
-        <w:widowControl w:val="1"/>
         <w:pBdr>
           <w:top w:space="0" w:sz="0" w:val="nil"/>
           <w:left w:space="0" w:sz="0" w:val="nil"/>
@@ -657,63 +442,27 @@
           <w:right w:space="0" w:sz="0" w:val="nil"/>
           <w:between w:space="0" w:sz="0" w:val="nil"/>
         </w:pBdr>
-        <w:shd w:fill="auto" w:val="clear"/>
         <w:tabs>
           <w:tab w:val="right" w:leader="none" w:pos="9936"/>
         </w:tabs>
         <w:spacing w:after="60" w:before="40" w:line="252.00000000000003" w:lineRule="auto"/>
-        <w:ind w:left="0" w:right="0" w:firstLine="0"/>
         <w:jc w:val="both"/>
         <w:rPr>
-          <w:rFonts w:ascii="Times New Roman" w:cs="Times New Roman" w:eastAsia="Times New Roman" w:hAnsi="Times New Roman"/>
-          <w:b w:val="0"/>
-          <w:bCs w:val="0"/>
-          <w:i w:val="0"/>
-          <w:iCs w:val="0"/>
-          <w:smallCaps w:val="0"/>
-          <w:strike w:val="0"/>
-          <w:color w:val="000000"/>
-          <w:sz w:val="21"/>
-          <w:szCs w:val="21"/>
-          <w:u w:val="none"/>
-          <w:shd w:fill="auto" w:val="clear"/>
-          <w:vertAlign w:val="baseline"/>
-        </w:rPr>
-      </w:pPr>
-      <w:r>
-        <w:rPr>
-          <w:rFonts w:ascii="Times New Roman" w:cs="Times New Roman" w:eastAsia="Times New Roman" w:hAnsi="Times New Roman"/>
+          <w:color w:val="000000"/>
+        </w:rPr>
+      </w:pPr>
+      <w:r>
+        <w:rPr>
           <w:b w:val="1"/>
           <w:bCs w:val="1"/>
-          <w:i w:val="0"/>
-          <w:iCs w:val="0"/>
-          <w:smallCaps w:val="0"/>
-          <w:strike w:val="0"/>
-          <w:color w:val="000000"/>
-          <w:sz w:val="21"/>
-          <w:szCs w:val="21"/>
-          <w:u w:val="none"/>
-          <w:shd w:fill="auto" w:val="clear"/>
-          <w:vertAlign w:val="baseline"/>
+          <w:color w:val="000000"/>
           <w:rtl w:val="0"/>
         </w:rPr>
         <w:t xml:space="preserve">TraceReader</w:t>
       </w:r>
       <w:r>
         <w:rPr>
-          <w:rFonts w:ascii="Times New Roman" w:cs="Times New Roman" w:eastAsia="Times New Roman" w:hAnsi="Times New Roman"/>
-          <w:b w:val="0"/>
-          <w:bCs w:val="0"/>
-          <w:i w:val="0"/>
-          <w:iCs w:val="0"/>
-          <w:smallCaps w:val="0"/>
-          <w:strike w:val="0"/>
-          <w:color w:val="000000"/>
-          <w:sz w:val="21"/>
-          <w:szCs w:val="21"/>
-          <w:u w:val="none"/>
-          <w:shd w:fill="auto" w:val="clear"/>
-          <w:vertAlign w:val="baseline"/>
+          <w:color w:val="000000"/>
           <w:rtl w:val="0"/>
         </w:rPr>
         <w:t xml:space="preserve"> </w:t>
@@ -726,19 +475,7 @@
       </w:r>
       <w:r>
         <w:rPr>
-          <w:rFonts w:ascii="Times New Roman" w:cs="Times New Roman" w:eastAsia="Times New Roman" w:hAnsi="Times New Roman"/>
-          <w:b w:val="0"/>
-          <w:bCs w:val="0"/>
-          <w:i w:val="0"/>
-          <w:iCs w:val="0"/>
-          <w:smallCaps w:val="0"/>
-          <w:strike w:val="0"/>
-          <w:color w:val="000000"/>
-          <w:sz w:val="21"/>
-          <w:szCs w:val="21"/>
-          <w:u w:val="none"/>
-          <w:shd w:fill="auto" w:val="clear"/>
-          <w:vertAlign w:val="baseline"/>
+          <w:color w:val="000000"/>
           <w:rtl w:val="0"/>
         </w:rPr>
         <w:t xml:space="preserve">HDFS Log Anomaly Detection</w:t>
@@ -746,10 +483,6 @@
     </w:p>
     <w:p>
       <w:pPr>
-        <w:keepNext w:val="0"/>
-        <w:keepLines w:val="0"/>
-        <w:pageBreakBefore w:val="0"/>
-        <w:widowControl w:val="1"/>
         <w:numPr>
           <w:ilvl w:val="0"/>
           <w:numId w:val="1"/>
@@ -761,27 +494,14 @@
           <w:right w:space="0" w:sz="0" w:val="nil"/>
           <w:between w:space="0" w:sz="0" w:val="nil"/>
         </w:pBdr>
-        <w:shd w:fill="auto" w:val="clear"/>
-        <w:spacing w:after="50" w:before="0" w:line="252.00000000000003" w:lineRule="auto"/>
-        <w:ind w:left="360" w:right="0" w:hanging="360"/>
+        <w:spacing w:after="50" w:line="252.00000000000003" w:lineRule="auto"/>
+        <w:ind w:left="360" w:hanging="360"/>
         <w:jc w:val="both"/>
         <w:rPr/>
       </w:pPr>
       <w:r>
         <w:rPr>
-          <w:rFonts w:ascii="Times New Roman" w:cs="Times New Roman" w:eastAsia="Times New Roman" w:hAnsi="Times New Roman"/>
-          <w:b w:val="0"/>
-          <w:bCs w:val="0"/>
-          <w:i w:val="0"/>
-          <w:iCs w:val="0"/>
-          <w:smallCaps w:val="0"/>
-          <w:strike w:val="0"/>
-          <w:color w:val="000000"/>
-          <w:sz w:val="21"/>
-          <w:szCs w:val="21"/>
-          <w:u w:val="none"/>
-          <w:shd w:fill="auto" w:val="clear"/>
-          <w:vertAlign w:val="baseline"/>
+          <w:color w:val="000000"/>
           <w:rtl w:val="0"/>
         </w:rPr>
         <w:t xml:space="preserve">HDFS log anomaly detection for an 11M+ line dataset. Trained and tuned the model and helped build the Streamlit app frontend and backend.</w:t>
@@ -795,9 +515,6 @@
     <w:p>
       <w:pPr>
         <w:keepNext w:val="1"/>
-        <w:keepLines w:val="0"/>
-        <w:pageBreakBefore w:val="0"/>
-        <w:widowControl w:val="1"/>
         <w:pBdr>
           <w:top w:space="0" w:sz="0" w:val="nil"/>
           <w:left w:space="0" w:sz="0" w:val="nil"/>
@@ -805,63 +522,27 @@
           <w:right w:space="0" w:sz="0" w:val="nil"/>
           <w:between w:space="0" w:sz="0" w:val="nil"/>
         </w:pBdr>
-        <w:shd w:fill="auto" w:val="clear"/>
         <w:tabs>
           <w:tab w:val="right" w:leader="none" w:pos="9936"/>
         </w:tabs>
         <w:spacing w:after="60" w:before="40" w:line="252.00000000000003" w:lineRule="auto"/>
-        <w:ind w:left="0" w:right="0" w:firstLine="0"/>
         <w:jc w:val="both"/>
         <w:rPr>
-          <w:rFonts w:ascii="Times New Roman" w:cs="Times New Roman" w:eastAsia="Times New Roman" w:hAnsi="Times New Roman"/>
-          <w:b w:val="0"/>
-          <w:bCs w:val="0"/>
-          <w:i w:val="0"/>
-          <w:iCs w:val="0"/>
-          <w:smallCaps w:val="0"/>
-          <w:strike w:val="0"/>
-          <w:color w:val="000000"/>
-          <w:sz w:val="21"/>
-          <w:szCs w:val="21"/>
-          <w:u w:val="none"/>
-          <w:shd w:fill="auto" w:val="clear"/>
-          <w:vertAlign w:val="baseline"/>
-        </w:rPr>
-      </w:pPr>
-      <w:r>
-        <w:rPr>
-          <w:rFonts w:ascii="Times New Roman" w:cs="Times New Roman" w:eastAsia="Times New Roman" w:hAnsi="Times New Roman"/>
+          <w:color w:val="000000"/>
+        </w:rPr>
+      </w:pPr>
+      <w:r>
+        <w:rPr>
           <w:b w:val="1"/>
           <w:bCs w:val="1"/>
-          <w:i w:val="0"/>
-          <w:iCs w:val="0"/>
-          <w:smallCaps w:val="0"/>
-          <w:strike w:val="0"/>
-          <w:color w:val="000000"/>
-          <w:sz w:val="21"/>
-          <w:szCs w:val="21"/>
-          <w:u w:val="none"/>
-          <w:shd w:fill="auto" w:val="clear"/>
-          <w:vertAlign w:val="baseline"/>
+          <w:color w:val="000000"/>
           <w:rtl w:val="0"/>
         </w:rPr>
         <w:t xml:space="preserve">FloodCast</w:t>
       </w:r>
       <w:r>
         <w:rPr>
-          <w:rFonts w:ascii="Times New Roman" w:cs="Times New Roman" w:eastAsia="Times New Roman" w:hAnsi="Times New Roman"/>
-          <w:b w:val="0"/>
-          <w:bCs w:val="0"/>
-          <w:i w:val="0"/>
-          <w:iCs w:val="0"/>
-          <w:smallCaps w:val="0"/>
-          <w:strike w:val="0"/>
-          <w:color w:val="000000"/>
-          <w:sz w:val="21"/>
-          <w:szCs w:val="21"/>
-          <w:u w:val="none"/>
-          <w:shd w:fill="auto" w:val="clear"/>
-          <w:vertAlign w:val="baseline"/>
+          <w:color w:val="000000"/>
           <w:rtl w:val="0"/>
         </w:rPr>
         <w:t xml:space="preserve"> </w:t>
@@ -874,19 +555,7 @@
       </w:r>
       <w:r>
         <w:rPr>
-          <w:rFonts w:ascii="Times New Roman" w:cs="Times New Roman" w:eastAsia="Times New Roman" w:hAnsi="Times New Roman"/>
-          <w:b w:val="0"/>
-          <w:bCs w:val="0"/>
-          <w:i w:val="0"/>
-          <w:iCs w:val="0"/>
-          <w:smallCaps w:val="0"/>
-          <w:strike w:val="0"/>
-          <w:color w:val="000000"/>
-          <w:sz w:val="21"/>
-          <w:szCs w:val="21"/>
-          <w:u w:val="none"/>
-          <w:shd w:fill="auto" w:val="clear"/>
-          <w:vertAlign w:val="baseline"/>
+          <w:color w:val="000000"/>
           <w:rtl w:val="0"/>
         </w:rPr>
         <w:t xml:space="preserve">Flood Prediction  DKI Jakarta</w:t>
@@ -894,10 +563,6 @@
     </w:p>
     <w:p>
       <w:pPr>
-        <w:keepNext w:val="0"/>
-        <w:keepLines w:val="0"/>
-        <w:pageBreakBefore w:val="0"/>
-        <w:widowControl w:val="1"/>
         <w:numPr>
           <w:ilvl w:val="0"/>
           <w:numId w:val="1"/>
@@ -909,27 +574,14 @@
           <w:right w:space="0" w:sz="0" w:val="nil"/>
           <w:between w:space="0" w:sz="0" w:val="nil"/>
         </w:pBdr>
-        <w:shd w:fill="auto" w:val="clear"/>
-        <w:spacing w:after="50" w:before="0" w:line="252.00000000000003" w:lineRule="auto"/>
-        <w:ind w:left="360" w:right="0" w:hanging="360"/>
+        <w:spacing w:after="50" w:line="252.00000000000003" w:lineRule="auto"/>
+        <w:ind w:left="360" w:hanging="360"/>
         <w:jc w:val="both"/>
         <w:rPr/>
       </w:pPr>
       <w:r>
         <w:rPr>
-          <w:rFonts w:ascii="Times New Roman" w:cs="Times New Roman" w:eastAsia="Times New Roman" w:hAnsi="Times New Roman"/>
-          <w:b w:val="0"/>
-          <w:bCs w:val="0"/>
-          <w:i w:val="0"/>
-          <w:iCs w:val="0"/>
-          <w:smallCaps w:val="0"/>
-          <w:strike w:val="0"/>
-          <w:color w:val="000000"/>
-          <w:sz w:val="21"/>
-          <w:szCs w:val="21"/>
-          <w:u w:val="none"/>
-          <w:shd w:fill="auto" w:val="clear"/>
-          <w:vertAlign w:val="baseline"/>
+          <w:color w:val="000000"/>
           <w:rtl w:val="0"/>
         </w:rPr>
         <w:t xml:space="preserve">Monthly flood prediction using rainfall, seasonality, and lagged climate indicators. Trained and tuned a Random Forest model and contributed to the Flask app frontend and backend</w:t>
@@ -943,9 +595,6 @@
     <w:p>
       <w:pPr>
         <w:keepNext w:val="1"/>
-        <w:keepLines w:val="0"/>
-        <w:pageBreakBefore w:val="0"/>
-        <w:widowControl w:val="1"/>
         <w:pBdr>
           <w:top w:space="0" w:sz="0" w:val="nil"/>
           <w:left w:space="0" w:sz="0" w:val="nil"/>
@@ -953,63 +602,27 @@
           <w:right w:space="0" w:sz="0" w:val="nil"/>
           <w:between w:space="0" w:sz="0" w:val="nil"/>
         </w:pBdr>
-        <w:shd w:fill="auto" w:val="clear"/>
         <w:tabs>
           <w:tab w:val="right" w:leader="none" w:pos="9936"/>
         </w:tabs>
         <w:spacing w:after="60" w:before="40" w:line="252.00000000000003" w:lineRule="auto"/>
-        <w:ind w:left="0" w:right="0" w:firstLine="0"/>
         <w:jc w:val="both"/>
         <w:rPr>
-          <w:rFonts w:ascii="Times New Roman" w:cs="Times New Roman" w:eastAsia="Times New Roman" w:hAnsi="Times New Roman"/>
-          <w:b w:val="0"/>
-          <w:bCs w:val="0"/>
-          <w:i w:val="0"/>
-          <w:iCs w:val="0"/>
-          <w:smallCaps w:val="0"/>
-          <w:strike w:val="0"/>
-          <w:color w:val="000000"/>
-          <w:sz w:val="21"/>
-          <w:szCs w:val="21"/>
-          <w:u w:val="none"/>
-          <w:shd w:fill="auto" w:val="clear"/>
-          <w:vertAlign w:val="baseline"/>
-        </w:rPr>
-      </w:pPr>
-      <w:r>
-        <w:rPr>
-          <w:rFonts w:ascii="Times New Roman" w:cs="Times New Roman" w:eastAsia="Times New Roman" w:hAnsi="Times New Roman"/>
+          <w:color w:val="000000"/>
+        </w:rPr>
+      </w:pPr>
+      <w:r>
+        <w:rPr>
           <w:b w:val="1"/>
           <w:bCs w:val="1"/>
-          <w:i w:val="0"/>
-          <w:iCs w:val="0"/>
-          <w:smallCaps w:val="0"/>
-          <w:strike w:val="0"/>
-          <w:color w:val="000000"/>
-          <w:sz w:val="21"/>
-          <w:szCs w:val="21"/>
-          <w:u w:val="none"/>
-          <w:shd w:fill="auto" w:val="clear"/>
-          <w:vertAlign w:val="baseline"/>
+          <w:color w:val="000000"/>
           <w:rtl w:val="0"/>
         </w:rPr>
         <w:t xml:space="preserve">MoneyTalks</w:t>
       </w:r>
       <w:r>
         <w:rPr>
-          <w:rFonts w:ascii="Times New Roman" w:cs="Times New Roman" w:eastAsia="Times New Roman" w:hAnsi="Times New Roman"/>
-          <w:b w:val="0"/>
-          <w:bCs w:val="0"/>
-          <w:i w:val="0"/>
-          <w:iCs w:val="0"/>
-          <w:smallCaps w:val="0"/>
-          <w:strike w:val="0"/>
-          <w:color w:val="000000"/>
-          <w:sz w:val="21"/>
-          <w:szCs w:val="21"/>
-          <w:u w:val="none"/>
-          <w:shd w:fill="auto" w:val="clear"/>
-          <w:vertAlign w:val="baseline"/>
+          <w:color w:val="000000"/>
           <w:rtl w:val="0"/>
         </w:rPr>
         <w:t xml:space="preserve">  : Rupiah Recognition using Computer Vision</w:t>
@@ -1017,10 +630,6 @@
     </w:p>
     <w:p>
       <w:pPr>
-        <w:keepNext w:val="0"/>
-        <w:keepLines w:val="0"/>
-        <w:pageBreakBefore w:val="0"/>
-        <w:widowControl w:val="1"/>
         <w:numPr>
           <w:ilvl w:val="0"/>
           <w:numId w:val="1"/>
@@ -1032,27 +641,14 @@
           <w:right w:space="0" w:sz="0" w:val="nil"/>
           <w:between w:space="0" w:sz="0" w:val="nil"/>
         </w:pBdr>
-        <w:shd w:fill="auto" w:val="clear"/>
-        <w:spacing w:after="50" w:before="0" w:line="252.00000000000003" w:lineRule="auto"/>
-        <w:ind w:left="360" w:right="0" w:hanging="360"/>
+        <w:spacing w:after="50" w:line="252.00000000000003" w:lineRule="auto"/>
+        <w:ind w:left="360" w:hanging="360"/>
         <w:jc w:val="both"/>
         <w:rPr/>
       </w:pPr>
       <w:r>
         <w:rPr>
-          <w:rFonts w:ascii="Times New Roman" w:cs="Times New Roman" w:eastAsia="Times New Roman" w:hAnsi="Times New Roman"/>
-          <w:b w:val="0"/>
-          <w:bCs w:val="0"/>
-          <w:i w:val="0"/>
-          <w:iCs w:val="0"/>
-          <w:smallCaps w:val="0"/>
-          <w:strike w:val="0"/>
-          <w:color w:val="000000"/>
-          <w:sz w:val="21"/>
-          <w:szCs w:val="21"/>
-          <w:u w:val="none"/>
-          <w:shd w:fill="auto" w:val="clear"/>
-          <w:vertAlign w:val="baseline"/>
+          <w:color w:val="000000"/>
           <w:rtl w:val="0"/>
         </w:rPr>
         <w:t xml:space="preserve">Flask app that recognizes seven rupiah denominations from a live camera feed and speaks the result in Indonesian. Trained and tuned the recognition model and helped build the frontend and backend</w:t>
@@ -1066,9 +662,6 @@
     <w:p>
       <w:pPr>
         <w:keepNext w:val="1"/>
-        <w:keepLines w:val="0"/>
-        <w:pageBreakBefore w:val="0"/>
-        <w:widowControl w:val="1"/>
         <w:pBdr>
           <w:top w:space="0" w:sz="0" w:val="nil"/>
           <w:left w:space="0" w:sz="0" w:val="nil"/>
@@ -1076,63 +669,27 @@
           <w:right w:space="0" w:sz="0" w:val="nil"/>
           <w:between w:space="0" w:sz="0" w:val="nil"/>
         </w:pBdr>
-        <w:shd w:fill="auto" w:val="clear"/>
         <w:tabs>
           <w:tab w:val="right" w:leader="none" w:pos="9936"/>
         </w:tabs>
         <w:spacing w:after="60" w:before="40" w:line="252.00000000000003" w:lineRule="auto"/>
-        <w:ind w:left="0" w:right="0" w:firstLine="0"/>
         <w:jc w:val="both"/>
         <w:rPr>
-          <w:rFonts w:ascii="Times New Roman" w:cs="Times New Roman" w:eastAsia="Times New Roman" w:hAnsi="Times New Roman"/>
-          <w:b w:val="0"/>
-          <w:bCs w:val="0"/>
-          <w:i w:val="0"/>
-          <w:iCs w:val="0"/>
-          <w:smallCaps w:val="0"/>
-          <w:strike w:val="0"/>
-          <w:color w:val="000000"/>
-          <w:sz w:val="21"/>
-          <w:szCs w:val="21"/>
-          <w:u w:val="none"/>
-          <w:shd w:fill="auto" w:val="clear"/>
-          <w:vertAlign w:val="baseline"/>
-        </w:rPr>
-      </w:pPr>
-      <w:r>
-        <w:rPr>
-          <w:rFonts w:ascii="Times New Roman" w:cs="Times New Roman" w:eastAsia="Times New Roman" w:hAnsi="Times New Roman"/>
+          <w:color w:val="000000"/>
+        </w:rPr>
+      </w:pPr>
+      <w:r>
+        <w:rPr>
           <w:b w:val="1"/>
           <w:bCs w:val="1"/>
-          <w:i w:val="0"/>
-          <w:iCs w:val="0"/>
-          <w:smallCaps w:val="0"/>
-          <w:strike w:val="0"/>
-          <w:color w:val="000000"/>
-          <w:sz w:val="21"/>
-          <w:szCs w:val="21"/>
-          <w:u w:val="none"/>
-          <w:shd w:fill="auto" w:val="clear"/>
-          <w:vertAlign w:val="baseline"/>
+          <w:color w:val="000000"/>
           <w:rtl w:val="0"/>
         </w:rPr>
         <w:t xml:space="preserve">PETIR REGEN 2026</w:t>
       </w:r>
       <w:r>
         <w:rPr>
-          <w:rFonts w:ascii="Times New Roman" w:cs="Times New Roman" w:eastAsia="Times New Roman" w:hAnsi="Times New Roman"/>
-          <w:b w:val="0"/>
-          <w:bCs w:val="0"/>
-          <w:i w:val="0"/>
-          <w:iCs w:val="0"/>
-          <w:smallCaps w:val="0"/>
-          <w:strike w:val="0"/>
-          <w:color w:val="000000"/>
-          <w:sz w:val="21"/>
-          <w:szCs w:val="21"/>
-          <w:u w:val="none"/>
-          <w:shd w:fill="auto" w:val="clear"/>
-          <w:vertAlign w:val="baseline"/>
+          <w:color w:val="000000"/>
           <w:rtl w:val="0"/>
         </w:rPr>
         <w:t xml:space="preserve">  : CTF Challenge Development</w:t>
@@ -1140,10 +697,6 @@
     </w:p>
     <w:p>
       <w:pPr>
-        <w:keepNext w:val="0"/>
-        <w:keepLines w:val="0"/>
-        <w:pageBreakBefore w:val="0"/>
-        <w:widowControl w:val="1"/>
         <w:numPr>
           <w:ilvl w:val="0"/>
           <w:numId w:val="1"/>
@@ -1155,30 +708,22 @@
           <w:right w:space="0" w:sz="0" w:val="nil"/>
           <w:between w:space="0" w:sz="0" w:val="nil"/>
         </w:pBdr>
-        <w:shd w:fill="auto" w:val="clear"/>
-        <w:spacing w:after="50" w:before="0" w:line="252.00000000000003" w:lineRule="auto"/>
-        <w:ind w:left="360" w:right="0" w:hanging="360"/>
+        <w:spacing w:after="50" w:line="252.00000000000003" w:lineRule="auto"/>
+        <w:ind w:left="360" w:hanging="360"/>
         <w:jc w:val="both"/>
         <w:rPr/>
       </w:pPr>
       <w:r>
         <w:rPr>
-          <w:rFonts w:ascii="Times New Roman" w:cs="Times New Roman" w:eastAsia="Times New Roman" w:hAnsi="Times New Roman"/>
-          <w:b w:val="0"/>
-          <w:bCs w:val="0"/>
-          <w:i w:val="0"/>
-          <w:iCs w:val="0"/>
-          <w:smallCaps w:val="0"/>
-          <w:strike w:val="0"/>
-          <w:color w:val="000000"/>
-          <w:sz w:val="21"/>
-          <w:szCs w:val="21"/>
-          <w:u w:val="none"/>
-          <w:shd w:fill="auto" w:val="clear"/>
-          <w:vertAlign w:val="baseline"/>
+          <w:color w:val="000000"/>
           <w:rtl w:val="0"/>
         </w:rPr>
         <w:t xml:space="preserve">Designed and built digital forensics and AI CTF challenges end to end for the qualifying round</w:t>
+      </w:r>
+      <w:r>
+        <w:rPr>
+          <w:rtl w:val="0"/>
+        </w:rPr>
       </w:r>
     </w:p>
     <w:p>
@@ -1212,26 +757,10 @@
           <w:ilvl w:val="0"/>
           <w:numId w:val="1"/>
         </w:numPr>
-        <w:spacing w:line="252.00000000000003" w:lineRule="auto"/>
-        <w:ind w:left="360"/>
+        <w:spacing w:after="50" w:line="252.00000000000003" w:lineRule="auto"/>
+        <w:ind w:left="360" w:hanging="360"/>
         <w:jc w:val="both"/>
-      </w:pPr>
-      <w:r>
-        <w:rPr>
-          <w:rtl w:val="0"/>
-        </w:rPr>
-        <w:t xml:space="preserve">Designed and developed the website end to end.</w:t>
-      </w:r>
-    </w:p>
-    <w:p>
-      <w:pPr>
-        <w:numPr>
-          <w:ilvl w:val="0"/>
-          <w:numId w:val="1"/>
-        </w:numPr>
-        <w:spacing w:after="50" w:line="252.00000000000003" w:lineRule="auto"/>
-        <w:ind w:left="360"/>
-        <w:jc w:val="both"/>
+        <w:rPr/>
       </w:pPr>
       <w:r>
         <w:rPr>
@@ -1250,23 +779,13 @@
       </w:pPr>
       <w:r>
         <w:rPr>
-          <w:rFonts w:ascii="Times New Roman" w:cs="Times New Roman" w:eastAsia="Times New Roman" w:hAnsi="Times New Roman"/>
           <w:rtl w:val="0"/>
         </w:rPr>
         <w:t xml:space="preserve">Achievements</w:t>
       </w:r>
-      <w:r>
-        <w:rPr>
-          <w:rtl w:val="0"/>
-        </w:rPr>
-      </w:r>
-    </w:p>
-    <w:p>
-      <w:pPr>
-        <w:keepNext w:val="0"/>
-        <w:keepLines w:val="0"/>
-        <w:pageBreakBefore w:val="0"/>
-        <w:widowControl w:val="1"/>
+    </w:p>
+    <w:p>
+      <w:pPr>
         <w:numPr>
           <w:ilvl w:val="0"/>
           <w:numId w:val="1"/>
@@ -1278,50 +797,25 @@
           <w:right w:space="0" w:sz="0" w:val="nil"/>
           <w:between w:space="0" w:sz="0" w:val="nil"/>
         </w:pBdr>
-        <w:shd w:fill="auto" w:val="clear"/>
-        <w:spacing w:after="0" w:before="0" w:line="252.00000000000003" w:lineRule="auto"/>
-        <w:ind w:left="360" w:right="0" w:hanging="360"/>
-        <w:jc w:val="left"/>
-        <w:rPr/>
-      </w:pPr>
-      <w:r>
-        <w:rPr>
-          <w:rtl w:val="0"/>
-        </w:rPr>
-        <w:t xml:space="preserve">Top 3</w:t>
-      </w:r>
-      <w:r>
-        <w:rPr>
-          <w:rFonts w:ascii="Times New Roman" w:cs="Times New Roman" w:eastAsia="Times New Roman" w:hAnsi="Times New Roman"/>
-          <w:b w:val="0"/>
-          <w:bCs w:val="0"/>
-          <w:i w:val="0"/>
-          <w:iCs w:val="0"/>
-          <w:smallCaps w:val="0"/>
-          <w:strike w:val="0"/>
-          <w:color w:val="000000"/>
-          <w:sz w:val="21"/>
-          <w:szCs w:val="21"/>
-          <w:u w:val="none"/>
-          <w:shd w:fill="auto" w:val="clear"/>
-          <w:vertAlign w:val="baseline"/>
-          <w:rtl w:val="0"/>
-        </w:rPr>
-        <w:t xml:space="preserve">, C.O.D.E Challenge CTF 2025</w:t>
-      </w:r>
-      <w:r>
-        <w:rPr>
-          <w:rtl w:val="0"/>
-        </w:rPr>
-        <w:t xml:space="preserve">, Universitas Telkom Surabaya</w:t>
-      </w:r>
-    </w:p>
-    <w:p>
-      <w:pPr>
-        <w:keepNext w:val="0"/>
-        <w:keepLines w:val="0"/>
-        <w:pageBreakBefore w:val="0"/>
-        <w:widowControl w:val="1"/>
+        <w:spacing w:after="50" w:line="252.00000000000003" w:lineRule="auto"/>
+        <w:ind w:left="360" w:hanging="360"/>
+        <w:rPr/>
+      </w:pPr>
+      <w:r>
+        <w:rPr>
+          <w:color w:val="000000"/>
+          <w:rtl w:val="0"/>
+        </w:rPr>
+        <w:t xml:space="preserve">Top 3, Singapore Cyber Conquest, Cyber Security Agency of Singapore </w:t>
+      </w:r>
+      <w:r>
+        <w:rPr>
+          <w:rtl w:val="0"/>
+        </w:rPr>
+      </w:r>
+    </w:p>
+    <w:p>
+      <w:pPr>
         <w:numPr>
           <w:ilvl w:val="0"/>
           <w:numId w:val="1"/>
@@ -1333,70 +827,32 @@
           <w:right w:space="0" w:sz="0" w:val="nil"/>
           <w:between w:space="0" w:sz="0" w:val="nil"/>
         </w:pBdr>
-        <w:shd w:fill="auto" w:val="clear"/>
-        <w:spacing w:after="0" w:before="0" w:line="252.00000000000003" w:lineRule="auto"/>
-        <w:ind w:left="360" w:right="0" w:hanging="360"/>
-        <w:jc w:val="left"/>
-        <w:rPr/>
-      </w:pPr>
-      <w:r>
-        <w:rPr>
-          <w:rFonts w:ascii="Times New Roman" w:cs="Times New Roman" w:eastAsia="Times New Roman" w:hAnsi="Times New Roman"/>
-          <w:b w:val="0"/>
-          <w:bCs w:val="0"/>
-          <w:i w:val="0"/>
-          <w:iCs w:val="0"/>
-          <w:smallCaps w:val="0"/>
-          <w:strike w:val="0"/>
-          <w:color w:val="000000"/>
-          <w:sz w:val="21"/>
-          <w:szCs w:val="21"/>
-          <w:u w:val="none"/>
-          <w:shd w:fill="auto" w:val="clear"/>
-          <w:vertAlign w:val="baseline"/>
-          <w:rtl w:val="0"/>
-        </w:rPr>
-        <w:t xml:space="preserve">Top 250 of 2,500+ teams, Samsung Innovation Campus Batch 6</w:t>
-      </w:r>
-    </w:p>
-    <w:p>
-      <w:pPr>
-        <w:numPr>
-          <w:ilvl w:val="0"/>
-          <w:numId w:val="1"/>
-        </w:numPr>
         <w:spacing w:line="252.00000000000003" w:lineRule="auto"/>
-        <w:ind w:left="360"/>
-      </w:pPr>
-      <w:r>
-        <w:rPr>
-          <w:rtl w:val="0"/>
-        </w:rPr>
-        <w:t xml:space="preserve">Top 5, CTF COMPFEST 18, Universitas Indonesia</w:t>
-      </w:r>
-    </w:p>
-    <w:p>
-      <w:pPr>
-        <w:numPr>
-          <w:ilvl w:val="0"/>
-          <w:numId w:val="1"/>
-        </w:numPr>
-        <w:spacing w:line="252.00000000000003" w:lineRule="auto"/>
-        <w:ind w:left="360"/>
-      </w:pPr>
-      <w:r>
-        <w:rPr>
-          <w:rtl w:val="0"/>
-        </w:rPr>
-        <w:t xml:space="preserve">Finalist and Best Writeup, ACE CTF 2026, Universitas Diponegoro </w:t>
-      </w:r>
-    </w:p>
-    <w:p>
-      <w:pPr>
-        <w:keepNext w:val="0"/>
-        <w:keepLines w:val="0"/>
-        <w:pageBreakBefore w:val="0"/>
-        <w:widowControl w:val="1"/>
+        <w:ind w:left="360" w:hanging="360"/>
+        <w:rPr/>
+      </w:pPr>
+      <w:r>
+        <w:rPr>
+          <w:rtl w:val="0"/>
+        </w:rPr>
+        <w:t xml:space="preserve">Top 3</w:t>
+      </w:r>
+      <w:r>
+        <w:rPr>
+          <w:color w:val="000000"/>
+          <w:rtl w:val="0"/>
+        </w:rPr>
+        <w:t xml:space="preserve">, C.O.D.E Challenge CTF 2025</w:t>
+      </w:r>
+      <w:r>
+        <w:rPr>
+          <w:rtl w:val="0"/>
+        </w:rPr>
+        <w:t xml:space="preserve">, Universitas Telkom Surabaya</w:t>
+      </w:r>
+    </w:p>
+    <w:p>
+      <w:pPr>
         <w:numPr>
           <w:ilvl w:val="0"/>
           <w:numId w:val="1"/>
@@ -1408,43 +864,19 @@
           <w:right w:space="0" w:sz="0" w:val="nil"/>
           <w:between w:space="0" w:sz="0" w:val="nil"/>
         </w:pBdr>
-        <w:shd w:fill="auto" w:val="clear"/>
-        <w:spacing w:after="0" w:before="0" w:line="252.00000000000003" w:lineRule="auto"/>
-        <w:ind w:left="360" w:right="0" w:hanging="360"/>
-        <w:jc w:val="left"/>
-        <w:rPr/>
-      </w:pPr>
-      <w:r>
-        <w:rPr>
-          <w:rFonts w:ascii="Times New Roman" w:cs="Times New Roman" w:eastAsia="Times New Roman" w:hAnsi="Times New Roman"/>
-          <w:b w:val="0"/>
-          <w:bCs w:val="0"/>
-          <w:i w:val="0"/>
-          <w:iCs w:val="0"/>
-          <w:smallCaps w:val="0"/>
-          <w:strike w:val="0"/>
-          <w:color w:val="000000"/>
-          <w:sz w:val="21"/>
-          <w:szCs w:val="21"/>
-          <w:u w:val="none"/>
-          <w:shd w:fill="auto" w:val="clear"/>
-          <w:vertAlign w:val="baseline"/>
-          <w:rtl w:val="0"/>
-        </w:rPr>
-        <w:t xml:space="preserve">Finalist, Country-to-Country CTF (C2C) Cybersecurity Challenge 2026</w:t>
-      </w:r>
-      <w:r>
-        <w:rPr>
-          <w:rtl w:val="0"/>
-        </w:rPr>
-      </w:r>
-    </w:p>
-    <w:p>
-      <w:pPr>
-        <w:keepNext w:val="0"/>
-        <w:keepLines w:val="0"/>
-        <w:pageBreakBefore w:val="0"/>
-        <w:widowControl w:val="1"/>
+        <w:spacing w:line="252.00000000000003" w:lineRule="auto"/>
+        <w:ind w:left="360" w:hanging="360"/>
+        <w:rPr/>
+      </w:pPr>
+      <w:r>
+        <w:rPr>
+          <w:rtl w:val="0"/>
+        </w:rPr>
+        <w:t xml:space="preserve">Top 5, CTF COMPFEST 18, Universitas Indonesia</w:t>
+      </w:r>
+    </w:p>
+    <w:p>
+      <w:pPr>
         <w:numPr>
           <w:ilvl w:val="0"/>
           <w:numId w:val="1"/>
@@ -1456,43 +888,42 @@
           <w:right w:space="0" w:sz="0" w:val="nil"/>
           <w:between w:space="0" w:sz="0" w:val="nil"/>
         </w:pBdr>
-        <w:shd w:fill="auto" w:val="clear"/>
-        <w:spacing w:after="0" w:before="0" w:line="252.00000000000003" w:lineRule="auto"/>
-        <w:ind w:left="360" w:right="0" w:hanging="360"/>
-        <w:jc w:val="left"/>
-        <w:rPr/>
-      </w:pPr>
-      <w:r>
-        <w:rPr>
-          <w:rFonts w:ascii="Times New Roman" w:cs="Times New Roman" w:eastAsia="Times New Roman" w:hAnsi="Times New Roman"/>
-          <w:b w:val="0"/>
-          <w:bCs w:val="0"/>
-          <w:i w:val="0"/>
-          <w:iCs w:val="0"/>
-          <w:smallCaps w:val="0"/>
-          <w:strike w:val="0"/>
-          <w:color w:val="000000"/>
-          <w:sz w:val="21"/>
-          <w:szCs w:val="21"/>
-          <w:u w:val="none"/>
-          <w:shd w:fill="auto" w:val="clear"/>
-          <w:vertAlign w:val="baseline"/>
-          <w:rtl w:val="0"/>
-        </w:rPr>
-        <w:t xml:space="preserve">Finalist, ACE CTF 2026, Universitas Diponegoro</w:t>
-      </w:r>
-      <w:r>
-        <w:rPr>
-          <w:rtl w:val="0"/>
-        </w:rPr>
-      </w:r>
-    </w:p>
-    <w:p>
-      <w:pPr>
-        <w:keepNext w:val="0"/>
-        <w:keepLines w:val="0"/>
-        <w:pageBreakBefore w:val="0"/>
-        <w:widowControl w:val="1"/>
+        <w:spacing w:line="252.00000000000003" w:lineRule="auto"/>
+        <w:ind w:left="360" w:hanging="360"/>
+        <w:rPr/>
+      </w:pPr>
+      <w:r>
+        <w:rPr>
+          <w:color w:val="000000"/>
+          <w:rtl w:val="0"/>
+        </w:rPr>
+        <w:t xml:space="preserve">Top 250 of 2,500+ teams, Samsung Innovation Campus Batch 6</w:t>
+      </w:r>
+      <w:r>
+        <w:rPr>
+          <w:rtl w:val="0"/>
+        </w:rPr>
+      </w:r>
+    </w:p>
+    <w:p>
+      <w:pPr>
+        <w:numPr>
+          <w:ilvl w:val="0"/>
+          <w:numId w:val="1"/>
+        </w:numPr>
+        <w:spacing w:line="252.00000000000003" w:lineRule="auto"/>
+        <w:ind w:left="360" w:hanging="360"/>
+        <w:rPr/>
+      </w:pPr>
+      <w:r>
+        <w:rPr>
+          <w:rtl w:val="0"/>
+        </w:rPr>
+        <w:t xml:space="preserve">Finalist and Best Writeup, ACE CTF 2026, Universitas Diponegoro </w:t>
+      </w:r>
+    </w:p>
+    <w:p>
+      <w:pPr>
         <w:numPr>
           <w:ilvl w:val="0"/>
           <w:numId w:val="1"/>
@@ -1504,43 +935,26 @@
           <w:right w:space="0" w:sz="0" w:val="nil"/>
           <w:between w:space="0" w:sz="0" w:val="nil"/>
         </w:pBdr>
-        <w:shd w:fill="auto" w:val="clear"/>
-        <w:spacing w:after="0" w:before="0" w:line="252.00000000000003" w:lineRule="auto"/>
-        <w:ind w:left="360" w:right="0" w:hanging="360"/>
-        <w:jc w:val="left"/>
-        <w:rPr/>
-      </w:pPr>
-      <w:r>
-        <w:rPr>
-          <w:rFonts w:ascii="Times New Roman" w:cs="Times New Roman" w:eastAsia="Times New Roman" w:hAnsi="Times New Roman"/>
-          <w:b w:val="0"/>
-          <w:bCs w:val="0"/>
-          <w:i w:val="0"/>
-          <w:iCs w:val="0"/>
-          <w:smallCaps w:val="0"/>
-          <w:strike w:val="0"/>
-          <w:color w:val="000000"/>
-          <w:sz w:val="21"/>
-          <w:szCs w:val="21"/>
-          <w:u w:val="none"/>
-          <w:shd w:fill="auto" w:val="clear"/>
-          <w:vertAlign w:val="baseline"/>
-          <w:rtl w:val="0"/>
-        </w:rPr>
-        <w:t xml:space="preserve">Finalist, ITFest CTF 2026, Institut Pertanian Bogor</w:t>
-      </w:r>
-      <w:r>
-        <w:rPr>
-          <w:rtl w:val="0"/>
-        </w:rPr>
-      </w:r>
-    </w:p>
-    <w:p>
-      <w:pPr>
-        <w:keepNext w:val="0"/>
-        <w:keepLines w:val="0"/>
-        <w:pageBreakBefore w:val="0"/>
-        <w:widowControl w:val="1"/>
+        <w:spacing w:line="252.00000000000003" w:lineRule="auto"/>
+        <w:ind w:left="360" w:hanging="360"/>
+        <w:rPr/>
+      </w:pPr>
+      <w:r>
+        <w:rPr>
+          <w:color w:val="000000"/>
+          <w:rtl w:val="0"/>
+        </w:rPr>
+        <w:t xml:space="preserve">Finalist, Country-to-Country CTF (C2C) Cybersecurity Challenge 2026, </w:t>
+      </w:r>
+      <w:r>
+        <w:rPr>
+          <w:rtl w:val="0"/>
+        </w:rPr>
+        <w:t xml:space="preserve">International Cyber Security – Center of Excellence</w:t>
+      </w:r>
+    </w:p>
+    <w:p>
+      <w:pPr>
         <w:numPr>
           <w:ilvl w:val="0"/>
           <w:numId w:val="1"/>
@@ -1552,64 +966,19 @@
           <w:right w:space="0" w:sz="0" w:val="nil"/>
           <w:between w:space="0" w:sz="0" w:val="nil"/>
         </w:pBdr>
-        <w:shd w:fill="auto" w:val="clear"/>
-        <w:spacing w:after="50" w:before="0" w:line="252.00000000000003" w:lineRule="auto"/>
-        <w:ind w:left="360" w:right="0" w:hanging="360"/>
-        <w:jc w:val="left"/>
-        <w:rPr/>
-      </w:pPr>
-      <w:r>
-        <w:rPr>
-          <w:rFonts w:ascii="Times New Roman" w:cs="Times New Roman" w:eastAsia="Times New Roman" w:hAnsi="Times New Roman"/>
-          <w:b w:val="0"/>
-          <w:bCs w:val="0"/>
-          <w:i w:val="0"/>
-          <w:iCs w:val="0"/>
-          <w:smallCaps w:val="0"/>
-          <w:strike w:val="0"/>
-          <w:color w:val="000000"/>
-          <w:sz w:val="21"/>
-          <w:szCs w:val="21"/>
-          <w:u w:val="none"/>
-          <w:shd w:fill="auto" w:val="clear"/>
-          <w:vertAlign w:val="baseline"/>
-          <w:rtl w:val="0"/>
-        </w:rPr>
-        <w:t xml:space="preserve">Finalist, Singapore Cyber Conquest, Cyber Security Agency of Singapore (ongoing)</w:t>
-      </w:r>
-      <w:r>
-        <w:rPr>
-          <w:rtl w:val="0"/>
-        </w:rPr>
-      </w:r>
-    </w:p>
-    <w:p>
-      <w:pPr>
-        <w:pStyle w:val="Heading1"/>
-        <w:pBdr>
-          <w:bottom w:color="777777" w:space="0" w:sz="5" w:val="single"/>
-        </w:pBdr>
-        <w:rPr/>
-      </w:pPr>
-      <w:r>
-        <w:rPr>
-          <w:rFonts w:ascii="Times New Roman" w:cs="Times New Roman" w:eastAsia="Times New Roman" w:hAnsi="Times New Roman"/>
-          <w:rtl w:val="0"/>
-        </w:rPr>
-        <w:t xml:space="preserve">Skills</w:t>
-      </w:r>
-      <w:r>
-        <w:rPr>
-          <w:rtl w:val="0"/>
-        </w:rPr>
-      </w:r>
-    </w:p>
-    <w:p>
-      <w:pPr>
-        <w:keepNext w:val="0"/>
-        <w:keepLines w:val="0"/>
-        <w:pageBreakBefore w:val="0"/>
-        <w:widowControl w:val="1"/>
+        <w:spacing w:line="252.00000000000003" w:lineRule="auto"/>
+        <w:ind w:left="360" w:hanging="360"/>
+        <w:rPr/>
+      </w:pPr>
+      <w:r>
+        <w:rPr>
+          <w:rtl w:val="0"/>
+        </w:rPr>
+        <w:t xml:space="preserve">Finalist, Rise the Ranger Attack &amp; Defense, Satuan Siber TNI</w:t>
+      </w:r>
+    </w:p>
+    <w:p>
+      <w:pPr>
         <w:numPr>
           <w:ilvl w:val="0"/>
           <w:numId w:val="1"/>
@@ -1621,300 +990,156 @@
           <w:right w:space="0" w:sz="0" w:val="nil"/>
           <w:between w:space="0" w:sz="0" w:val="nil"/>
         </w:pBdr>
-        <w:shd w:fill="auto" w:val="clear"/>
-        <w:spacing w:after="0" w:before="0" w:line="252.00000000000003" w:lineRule="auto"/>
-        <w:ind w:left="360" w:right="0" w:hanging="360"/>
-        <w:jc w:val="left"/>
-        <w:rPr/>
-      </w:pPr>
-      <w:r>
-        <w:rPr>
-          <w:rFonts w:ascii="Times New Roman" w:cs="Times New Roman" w:eastAsia="Times New Roman" w:hAnsi="Times New Roman"/>
+        <w:spacing w:line="252.00000000000003" w:lineRule="auto"/>
+        <w:ind w:left="360" w:hanging="360"/>
+        <w:rPr/>
+      </w:pPr>
+      <w:r>
+        <w:rPr>
+          <w:color w:val="000000"/>
+          <w:rtl w:val="0"/>
+        </w:rPr>
+        <w:t xml:space="preserve">Finalist, ITFest CTF 2026, Institut Pertanian Bogor</w:t>
+      </w:r>
+      <w:r>
+        <w:rPr>
+          <w:rtl w:val="0"/>
+        </w:rPr>
+      </w:r>
+    </w:p>
+    <w:p>
+      <w:pPr>
+        <w:pStyle w:val="Heading1"/>
+        <w:pBdr>
+          <w:bottom w:color="777777" w:space="0" w:sz="5" w:val="single"/>
+        </w:pBdr>
+        <w:rPr/>
+      </w:pPr>
+      <w:r>
+        <w:rPr>
+          <w:rtl w:val="0"/>
+        </w:rPr>
+        <w:t xml:space="preserve">Skills</w:t>
+      </w:r>
+    </w:p>
+    <w:p>
+      <w:pPr>
+        <w:numPr>
+          <w:ilvl w:val="0"/>
+          <w:numId w:val="1"/>
+        </w:numPr>
+        <w:spacing w:line="252.00000000000003" w:lineRule="auto"/>
+        <w:ind w:left="360"/>
+      </w:pPr>
+      <w:r>
+        <w:rPr>
           <w:b w:val="1"/>
           <w:bCs w:val="1"/>
-          <w:i w:val="0"/>
-          <w:iCs w:val="0"/>
-          <w:smallCaps w:val="0"/>
-          <w:strike w:val="0"/>
-          <w:color w:val="000000"/>
-          <w:sz w:val="21"/>
-          <w:szCs w:val="21"/>
-          <w:u w:val="none"/>
-          <w:shd w:fill="auto" w:val="clear"/>
-          <w:vertAlign w:val="baseline"/>
-          <w:rtl w:val="0"/>
-        </w:rPr>
-        <w:t xml:space="preserve">Programming languages: </w:t>
-      </w:r>
-      <w:r>
-        <w:rPr>
-          <w:rFonts w:ascii="Times New Roman" w:cs="Times New Roman" w:eastAsia="Times New Roman" w:hAnsi="Times New Roman"/>
-          <w:b w:val="0"/>
-          <w:bCs w:val="0"/>
-          <w:i w:val="0"/>
-          <w:iCs w:val="0"/>
-          <w:smallCaps w:val="0"/>
-          <w:strike w:val="0"/>
-          <w:color w:val="000000"/>
-          <w:sz w:val="21"/>
-          <w:szCs w:val="21"/>
-          <w:u w:val="none"/>
-          <w:shd w:fill="auto" w:val="clear"/>
-          <w:vertAlign w:val="baseline"/>
-          <w:rtl w:val="0"/>
-        </w:rPr>
-        <w:t xml:space="preserve">Python, C, SQL</w:t>
-      </w:r>
-      <w:r>
-        <w:rPr>
-          <w:rtl w:val="0"/>
-        </w:rPr>
-      </w:r>
-    </w:p>
-    <w:p>
-      <w:pPr>
-        <w:keepNext w:val="0"/>
-        <w:keepLines w:val="0"/>
-        <w:pageBreakBefore w:val="0"/>
-        <w:widowControl w:val="1"/>
-        <w:numPr>
-          <w:ilvl w:val="0"/>
-          <w:numId w:val="1"/>
-        </w:numPr>
-        <w:pBdr>
-          <w:top w:space="0" w:sz="0" w:val="nil"/>
-          <w:left w:space="0" w:sz="0" w:val="nil"/>
-          <w:bottom w:space="0" w:sz="0" w:val="nil"/>
-          <w:right w:space="0" w:sz="0" w:val="nil"/>
-          <w:between w:space="0" w:sz="0" w:val="nil"/>
-        </w:pBdr>
-        <w:shd w:fill="auto" w:val="clear"/>
-        <w:spacing w:after="0" w:before="0" w:line="252.00000000000003" w:lineRule="auto"/>
-        <w:ind w:left="360" w:right="0" w:hanging="360"/>
-        <w:jc w:val="left"/>
-        <w:rPr/>
-      </w:pPr>
-      <w:r>
-        <w:rPr>
-          <w:rFonts w:ascii="Times New Roman" w:cs="Times New Roman" w:eastAsia="Times New Roman" w:hAnsi="Times New Roman"/>
+          <w:rtl w:val="0"/>
+        </w:rPr>
+        <w:t xml:space="preserve">Programming Languages:</w:t>
+      </w:r>
+      <w:r>
+        <w:rPr>
+          <w:rtl w:val="0"/>
+        </w:rPr>
+        <w:t xml:space="preserve"> Python, C, SQL</w:t>
+      </w:r>
+    </w:p>
+    <w:p>
+      <w:pPr>
+        <w:numPr>
+          <w:ilvl w:val="0"/>
+          <w:numId w:val="1"/>
+        </w:numPr>
+        <w:spacing w:line="252.00000000000003" w:lineRule="auto"/>
+        <w:ind w:left="360"/>
+      </w:pPr>
+      <w:r>
+        <w:rPr>
           <w:b w:val="1"/>
           <w:bCs w:val="1"/>
-          <w:i w:val="0"/>
-          <w:iCs w:val="0"/>
-          <w:smallCaps w:val="0"/>
-          <w:strike w:val="0"/>
-          <w:color w:val="000000"/>
-          <w:sz w:val="21"/>
-          <w:szCs w:val="21"/>
-          <w:u w:val="none"/>
-          <w:shd w:fill="auto" w:val="clear"/>
-          <w:vertAlign w:val="baseline"/>
-          <w:rtl w:val="0"/>
-        </w:rPr>
-        <w:t xml:space="preserve">Security: </w:t>
-      </w:r>
-      <w:r>
-        <w:rPr>
-          <w:rFonts w:ascii="Times New Roman" w:cs="Times New Roman" w:eastAsia="Times New Roman" w:hAnsi="Times New Roman"/>
-          <w:b w:val="0"/>
-          <w:bCs w:val="0"/>
-          <w:i w:val="0"/>
-          <w:iCs w:val="0"/>
-          <w:smallCaps w:val="0"/>
-          <w:strike w:val="0"/>
-          <w:color w:val="000000"/>
-          <w:sz w:val="21"/>
-          <w:szCs w:val="21"/>
-          <w:u w:val="none"/>
-          <w:shd w:fill="auto" w:val="clear"/>
-          <w:vertAlign w:val="baseline"/>
-          <w:rtl w:val="0"/>
-        </w:rPr>
-        <w:t xml:space="preserve">Digital Forensics, Reverse Engineering, OSINT</w:t>
-      </w:r>
-      <w:r>
-        <w:rPr>
-          <w:rtl w:val="0"/>
-        </w:rPr>
-      </w:r>
-    </w:p>
-    <w:p>
-      <w:pPr>
-        <w:keepNext w:val="0"/>
-        <w:keepLines w:val="0"/>
-        <w:pageBreakBefore w:val="0"/>
-        <w:widowControl w:val="1"/>
-        <w:numPr>
-          <w:ilvl w:val="0"/>
-          <w:numId w:val="1"/>
-        </w:numPr>
-        <w:pBdr>
-          <w:top w:space="0" w:sz="0" w:val="nil"/>
-          <w:left w:space="0" w:sz="0" w:val="nil"/>
-          <w:bottom w:space="0" w:sz="0" w:val="nil"/>
-          <w:right w:space="0" w:sz="0" w:val="nil"/>
-          <w:between w:space="0" w:sz="0" w:val="nil"/>
-        </w:pBdr>
-        <w:shd w:fill="auto" w:val="clear"/>
-        <w:spacing w:after="0" w:before="0" w:line="252.00000000000003" w:lineRule="auto"/>
-        <w:ind w:left="360" w:right="0" w:hanging="360"/>
-        <w:jc w:val="left"/>
-        <w:rPr/>
-      </w:pPr>
-      <w:r>
-        <w:rPr>
-          <w:rFonts w:ascii="Times New Roman" w:cs="Times New Roman" w:eastAsia="Times New Roman" w:hAnsi="Times New Roman"/>
+          <w:rtl w:val="0"/>
+        </w:rPr>
+        <w:t xml:space="preserve">Cybersecurity:</w:t>
+      </w:r>
+      <w:r>
+        <w:rPr>
+          <w:rtl w:val="0"/>
+        </w:rPr>
+        <w:t xml:space="preserve"> Digital Forensics, Log Analysis, Network Traffic Analysis, Reverse Engineering, OSINT</w:t>
+      </w:r>
+    </w:p>
+    <w:p>
+      <w:pPr>
+        <w:numPr>
+          <w:ilvl w:val="0"/>
+          <w:numId w:val="1"/>
+        </w:numPr>
+        <w:spacing w:line="252.00000000000003" w:lineRule="auto"/>
+        <w:ind w:left="360"/>
+      </w:pPr>
+      <w:r>
+        <w:rPr>
           <w:b w:val="1"/>
           <w:bCs w:val="1"/>
-          <w:i w:val="0"/>
-          <w:iCs w:val="0"/>
-          <w:smallCaps w:val="0"/>
-          <w:strike w:val="0"/>
-          <w:color w:val="000000"/>
-          <w:sz w:val="21"/>
-          <w:szCs w:val="21"/>
-          <w:u w:val="none"/>
-          <w:shd w:fill="auto" w:val="clear"/>
-          <w:vertAlign w:val="baseline"/>
-          <w:rtl w:val="0"/>
-        </w:rPr>
-        <w:t xml:space="preserve">Tools: </w:t>
-      </w:r>
-      <w:r>
-        <w:rPr>
-          <w:rFonts w:ascii="Times New Roman" w:cs="Times New Roman" w:eastAsia="Times New Roman" w:hAnsi="Times New Roman"/>
-          <w:b w:val="0"/>
-          <w:bCs w:val="0"/>
-          <w:i w:val="0"/>
-          <w:iCs w:val="0"/>
-          <w:smallCaps w:val="0"/>
-          <w:strike w:val="0"/>
-          <w:color w:val="000000"/>
-          <w:sz w:val="21"/>
-          <w:szCs w:val="21"/>
-          <w:u w:val="none"/>
-          <w:shd w:fill="auto" w:val="clear"/>
-          <w:vertAlign w:val="baseline"/>
-          <w:rtl w:val="0"/>
-        </w:rPr>
-        <w:t xml:space="preserve">Wireshark, Ghidra, Autopsy, FTK Imager, VMware, Git, GitHub, JADX, Burp Suite</w:t>
-      </w:r>
-      <w:r>
-        <w:rPr>
-          <w:rtl w:val="0"/>
-        </w:rPr>
-      </w:r>
-    </w:p>
-    <w:p>
-      <w:pPr>
-        <w:keepNext w:val="0"/>
-        <w:keepLines w:val="0"/>
-        <w:pageBreakBefore w:val="0"/>
-        <w:widowControl w:val="1"/>
-        <w:numPr>
-          <w:ilvl w:val="0"/>
-          <w:numId w:val="1"/>
-        </w:numPr>
-        <w:pBdr>
-          <w:top w:space="0" w:sz="0" w:val="nil"/>
-          <w:left w:space="0" w:sz="0" w:val="nil"/>
-          <w:bottom w:space="0" w:sz="0" w:val="nil"/>
-          <w:right w:space="0" w:sz="0" w:val="nil"/>
-          <w:between w:space="0" w:sz="0" w:val="nil"/>
-        </w:pBdr>
-        <w:shd w:fill="auto" w:val="clear"/>
-        <w:spacing w:after="0" w:before="0" w:line="252.00000000000003" w:lineRule="auto"/>
-        <w:ind w:left="360" w:right="0" w:hanging="360"/>
-        <w:jc w:val="left"/>
-        <w:rPr/>
-      </w:pPr>
-      <w:r>
-        <w:rPr>
-          <w:rFonts w:ascii="Times New Roman" w:cs="Times New Roman" w:eastAsia="Times New Roman" w:hAnsi="Times New Roman"/>
+          <w:rtl w:val="0"/>
+        </w:rPr>
+        <w:t xml:space="preserve">SIEM:</w:t>
+      </w:r>
+      <w:r>
+        <w:rPr>
+          <w:rtl w:val="0"/>
+        </w:rPr>
+        <w:t xml:space="preserve"> Splunk, Elastic Security</w:t>
+      </w:r>
+    </w:p>
+    <w:p>
+      <w:pPr>
+        <w:numPr>
+          <w:ilvl w:val="0"/>
+          <w:numId w:val="1"/>
+        </w:numPr>
+        <w:spacing w:line="252.00000000000003" w:lineRule="auto"/>
+        <w:ind w:left="360"/>
+      </w:pPr>
+      <w:r>
+        <w:rPr>
           <w:b w:val="1"/>
           <w:bCs w:val="1"/>
-          <w:i w:val="0"/>
-          <w:iCs w:val="0"/>
-          <w:smallCaps w:val="0"/>
-          <w:strike w:val="0"/>
-          <w:color w:val="000000"/>
-          <w:sz w:val="21"/>
-          <w:szCs w:val="21"/>
-          <w:u w:val="none"/>
-          <w:shd w:fill="auto" w:val="clear"/>
-          <w:vertAlign w:val="baseline"/>
-          <w:rtl w:val="0"/>
-        </w:rPr>
-        <w:t xml:space="preserve">Languages: </w:t>
-      </w:r>
-      <w:r>
-        <w:rPr>
-          <w:rFonts w:ascii="Times New Roman" w:cs="Times New Roman" w:eastAsia="Times New Roman" w:hAnsi="Times New Roman"/>
-          <w:b w:val="0"/>
-          <w:bCs w:val="0"/>
-          <w:i w:val="0"/>
-          <w:iCs w:val="0"/>
-          <w:smallCaps w:val="0"/>
-          <w:strike w:val="0"/>
-          <w:color w:val="000000"/>
-          <w:sz w:val="21"/>
-          <w:szCs w:val="21"/>
-          <w:u w:val="none"/>
-          <w:shd w:fill="auto" w:val="clear"/>
-          <w:vertAlign w:val="baseline"/>
-          <w:rtl w:val="0"/>
-        </w:rPr>
-        <w:t xml:space="preserve">Indonesian </w:t>
-      </w:r>
-      <w:r>
-        <w:rPr>
-          <w:rtl w:val="0"/>
-        </w:rPr>
-        <w:t xml:space="preserve">(N</w:t>
-      </w:r>
-      <w:r>
-        <w:rPr>
-          <w:rFonts w:ascii="Times New Roman" w:cs="Times New Roman" w:eastAsia="Times New Roman" w:hAnsi="Times New Roman"/>
-          <w:b w:val="0"/>
-          <w:bCs w:val="0"/>
-          <w:i w:val="0"/>
-          <w:iCs w:val="0"/>
-          <w:smallCaps w:val="0"/>
-          <w:strike w:val="0"/>
-          <w:color w:val="000000"/>
-          <w:sz w:val="21"/>
-          <w:szCs w:val="21"/>
-          <w:u w:val="none"/>
-          <w:shd w:fill="auto" w:val="clear"/>
-          <w:vertAlign w:val="baseline"/>
-          <w:rtl w:val="0"/>
-        </w:rPr>
-        <w:t xml:space="preserve">ative), English </w:t>
-      </w:r>
-      <w:r>
-        <w:rPr>
-          <w:rtl w:val="0"/>
-        </w:rPr>
-        <w:t xml:space="preserve">(Native</w:t>
-      </w:r>
-      <w:r>
-        <w:rPr>
-          <w:rFonts w:ascii="Times New Roman" w:cs="Times New Roman" w:eastAsia="Times New Roman" w:hAnsi="Times New Roman"/>
-          <w:b w:val="0"/>
-          <w:bCs w:val="0"/>
-          <w:i w:val="0"/>
-          <w:iCs w:val="0"/>
-          <w:smallCaps w:val="0"/>
-          <w:strike w:val="0"/>
-          <w:color w:val="000000"/>
-          <w:sz w:val="21"/>
-          <w:szCs w:val="21"/>
-          <w:u w:val="none"/>
-          <w:shd w:fill="auto" w:val="clear"/>
-          <w:vertAlign w:val="baseline"/>
-          <w:rtl w:val="0"/>
-        </w:rPr>
-        <w:t xml:space="preserve">)</w:t>
+          <w:rtl w:val="0"/>
+        </w:rPr>
+        <w:t xml:space="preserve">Security Tools:</w:t>
+      </w:r>
+      <w:r>
+        <w:rPr>
+          <w:rtl w:val="0"/>
+        </w:rPr>
+        <w:t xml:space="preserve"> Wireshark, Ghidra, Autopsy, FTK Imager, JADX, Burp Suite</w:t>
+      </w:r>
+    </w:p>
+    <w:p>
+      <w:pPr>
+        <w:numPr>
+          <w:ilvl w:val="0"/>
+          <w:numId w:val="1"/>
+        </w:numPr>
+        <w:spacing w:line="252.00000000000003" w:lineRule="auto"/>
+        <w:ind w:left="360"/>
+      </w:pPr>
+      <w:r>
+        <w:rPr>
+          <w:b w:val="1"/>
+          <w:bCs w:val="1"/>
+          <w:rtl w:val="0"/>
+        </w:rPr>
+        <w:t xml:space="preserve">Development Tools:</w:t>
+      </w:r>
+      <w:r>
+        <w:rPr>
+          <w:rtl w:val="0"/>
+        </w:rPr>
+        <w:t xml:space="preserve"> Git, GitHub, VMware</w:t>
       </w:r>
       <w:r>
         <w:rPr>
@@ -1923,7 +1148,7 @@
       </w:r>
     </w:p>
     <w:sectPr>
-      <w:headerReference r:id="rId8" w:type="default"/>
+      <w:headerReference r:id="rId9" w:type="default"/>
       <w:pgSz w:h="16838" w:w="11905" w:orient="portrait"/>
       <w:pgMar w:bottom="864" w:top="936" w:left="979" w:right="979" w:header="720" w:footer="720"/>
       <w:pgNumType w:start="1"/>
@@ -2089,7 +1314,6 @@
       <w:spacing w:after="120" w:before="170" w:line="300" w:lineRule="auto"/>
     </w:pPr>
     <w:rPr>
-      <w:rFonts w:ascii="Times New Roman" w:cs="Times New Roman" w:eastAsia="Times New Roman" w:hAnsi="Times New Roman"/>
       <w:b w:val="1"/>
       <w:bCs w:val="1"/>
       <w:color w:val="000000"/>
@@ -2104,10 +1328,9 @@
     <w:pPr>
       <w:keepNext w:val="1"/>
       <w:keepLines w:val="1"/>
-      <w:spacing w:after="0" w:before="200" w:lineRule="auto"/>
+      <w:spacing w:before="200" w:lineRule="auto"/>
     </w:pPr>
     <w:rPr>
-      <w:rFonts w:ascii="Times New Roman" w:cs="Times New Roman" w:eastAsia="Times New Roman" w:hAnsi="Times New Roman"/>
       <w:b w:val="1"/>
       <w:bCs w:val="1"/>
       <w:color w:val="4f81bd"/>
@@ -2122,10 +1345,9 @@
     <w:pPr>
       <w:keepNext w:val="1"/>
       <w:keepLines w:val="1"/>
-      <w:spacing w:after="0" w:before="200" w:lineRule="auto"/>
+      <w:spacing w:before="200" w:lineRule="auto"/>
     </w:pPr>
     <w:rPr>
-      <w:rFonts w:ascii="Times New Roman" w:cs="Times New Roman" w:eastAsia="Times New Roman" w:hAnsi="Times New Roman"/>
       <w:b w:val="1"/>
       <w:bCs w:val="1"/>
       <w:color w:val="4f81bd"/>
@@ -2138,10 +1360,9 @@
     <w:pPr>
       <w:keepNext w:val="1"/>
       <w:keepLines w:val="1"/>
-      <w:spacing w:after="0" w:before="200" w:lineRule="auto"/>
+      <w:spacing w:before="200" w:lineRule="auto"/>
     </w:pPr>
     <w:rPr>
-      <w:rFonts w:ascii="Times New Roman" w:cs="Times New Roman" w:eastAsia="Times New Roman" w:hAnsi="Times New Roman"/>
       <w:b w:val="1"/>
       <w:bCs w:val="1"/>
       <w:i w:val="1"/>
@@ -2156,10 +1377,9 @@
     <w:pPr>
       <w:keepNext w:val="1"/>
       <w:keepLines w:val="1"/>
-      <w:spacing w:after="0" w:before="200" w:lineRule="auto"/>
+      <w:spacing w:before="200" w:lineRule="auto"/>
     </w:pPr>
     <w:rPr>
-      <w:rFonts w:ascii="Times New Roman" w:cs="Times New Roman" w:eastAsia="Times New Roman" w:hAnsi="Times New Roman"/>
       <w:color w:val="243f61"/>
     </w:rPr>
   </w:style>
@@ -2170,10 +1390,9 @@
     <w:pPr>
       <w:keepNext w:val="1"/>
       <w:keepLines w:val="1"/>
-      <w:spacing w:after="0" w:before="200" w:lineRule="auto"/>
+      <w:spacing w:before="200" w:lineRule="auto"/>
     </w:pPr>
     <w:rPr>
-      <w:rFonts w:ascii="Times New Roman" w:cs="Times New Roman" w:eastAsia="Times New Roman" w:hAnsi="Times New Roman"/>
       <w:i w:val="1"/>
       <w:iCs w:val="1"/>
       <w:color w:val="243f61"/>
@@ -2187,7 +1406,6 @@
       <w:spacing w:after="40" w:line="460" w:lineRule="auto"/>
     </w:pPr>
     <w:rPr>
-      <w:rFonts w:ascii="Times New Roman" w:cs="Times New Roman" w:eastAsia="Times New Roman" w:hAnsi="Times New Roman"/>
       <w:b w:val="1"/>
       <w:bCs w:val="1"/>
       <w:color w:val="000000"/>
@@ -2195,13 +1413,50 @@
       <w:szCs w:val="40"/>
     </w:rPr>
   </w:style>
+  <w:style w:type="character" w:styleId="DefaultParagraphFont" w:default="1">
+    <w:name w:val="Default Paragraph Font"/>
+    <w:uiPriority w:val="1"/>
+    <w:semiHidden w:val="1"/>
+    <w:unhideWhenUsed w:val="1"/>
+  </w:style>
+  <w:style w:type="table" w:styleId="TableNormal" w:default="1">
+    <w:name w:val="Normal Table"/>
+    <w:uiPriority w:val="99"/>
+    <w:semiHidden w:val="1"/>
+    <w:unhideWhenUsed w:val="1"/>
+    <w:tblPr>
+      <w:tblInd w:w="0.0" w:type="dxa"/>
+      <w:tblCellMar>
+        <w:top w:w="0.0" w:type="dxa"/>
+        <w:left w:w="108.0" w:type="dxa"/>
+        <w:bottom w:w="0.0" w:type="dxa"/>
+        <w:right w:w="108.0" w:type="dxa"/>
+      </w:tblCellMar>
+    </w:tblPr>
+  </w:style>
+  <w:style w:type="numbering" w:styleId="NoList" w:default="1">
+    <w:name w:val="No List"/>
+    <w:uiPriority w:val="99"/>
+    <w:semiHidden w:val="1"/>
+    <w:unhideWhenUsed w:val="1"/>
+  </w:style>
+  <w:style w:type="table" w:styleId="TableNormal0" w:customStyle="1">
+    <w:name w:val="TableNormal"/>
+    <w:tblPr>
+      <w:tblCellMar>
+        <w:top w:w="100.0" w:type="dxa"/>
+        <w:left w:w="100.0" w:type="dxa"/>
+        <w:bottom w:w="100.0" w:type="dxa"/>
+        <w:right w:w="100.0" w:type="dxa"/>
+      </w:tblCellMar>
+    </w:tblPr>
+  </w:style>
   <w:style w:type="paragraph" w:styleId="Subtitle">
     <w:name w:val="Subtitle"/>
     <w:basedOn w:val="Normal"/>
     <w:next w:val="Normal"/>
     <w:pPr/>
     <w:rPr>
-      <w:rFonts w:ascii="Times New Roman" w:cs="Times New Roman" w:eastAsia="Times New Roman" w:hAnsi="Times New Roman"/>
       <w:i w:val="1"/>
       <w:iCs w:val="1"/>
       <w:color w:val="4f81bd"/>
@@ -2530,4 +1785,19 @@
   </a:objectDefaults>
   <a:extraClrSchemeLst/>
 </a:theme>
+</file>
+
+<file path=customXML/item1.xml><?xml version="1.0" encoding="utf-8"?>
+<go:gDocsCustomXmlDataStorage xmlns:go="http://customooxmlschemas.google.com/" xmlns:r="http://schemas.openxmlformats.org/officeDocument/2006/relationships" uri="GoogleDocsCustomDataVersion2">
+  <go:docsCustomData xmlns:go="http://customooxmlschemas.google.com/" roundtripDataSignature="AMtx7mhe5Z0MsxzVgxPxnCYPqJfhWOVazQ==">CgMxLjA4AHIhMVpNMWNQMmNOY1pheVo4Z3ZtYVdIY3o4b0l6Y1Y5dEJs</go:docsCustomData>
+</go:gDocsCustomXmlDataStorage>
+</file>
+
+<file path=customXML/itemProps1.xml><?xml version="1.0" encoding="utf-8"?>
+<ds:datastoreItem xmlns:ds="http://schemas.openxmlformats.org/officeDocument/2006/customXml" ds:itemID="{11111111-1234-1234-1234-123412341234}">
+  <ds:schemaRefs>
+    <ds:schemaRef ds:uri="http://schemas.openxmlformats.org/officeDocument/2006/relationships"/>
+    <ds:schemaRef ds:uri="http://customooxmlschemas.google.com/"/>
+  </ds:schemaRefs>
+</ds:datastoreItem>
 </file>
--- a/test/francis-gunadi-cv.docx
+++ b/test/francis-gunadi-cv.docx
@@ -59,43 +59,47 @@
         </w:rPr>
         <w:t xml:space="preserve"> | </w:t>
       </w:r>
-      <w:r>
-        <w:rPr>
-          <w:color w:val="1155cc"/>
+      <w:hyperlink r:id="rId10">
+        <w:r>
+          <w:rPr>
+            <w:color w:val="1155cc"/>
+            <w:sz w:val="19"/>
+            <w:szCs w:val="19"/>
+            <w:u w:val="single"/>
+            <w:rtl w:val="0"/>
+          </w:rPr>
+          <w:t xml:space="preserve">LinkedIn</w:t>
+        </w:r>
+      </w:hyperlink>
+      <w:r>
+        <w:rPr>
           <w:sz w:val="19"/>
           <w:szCs w:val="19"/>
-          <w:u w:val="single"/>
-          <w:rtl w:val="0"/>
-        </w:rPr>
-        <w:t xml:space="preserve">LinkedIn</w:t>
-      </w:r>
+          <w:rtl w:val="0"/>
+        </w:rPr>
+        <w:t xml:space="preserve"> | </w:t>
+      </w:r>
+      <w:hyperlink r:id="rId11">
+        <w:r>
+          <w:rPr>
+            <w:color w:val="1155cc"/>
+            <w:sz w:val="19"/>
+            <w:szCs w:val="19"/>
+            <w:u w:val="single"/>
+            <w:rtl w:val="0"/>
+          </w:rPr>
+          <w:t xml:space="preserve">GitHub </w:t>
+        </w:r>
+      </w:hyperlink>
       <w:r>
         <w:rPr>
           <w:sz w:val="19"/>
           <w:szCs w:val="19"/>
           <w:rtl w:val="0"/>
         </w:rPr>
-        <w:t xml:space="preserve"> | </w:t>
-      </w:r>
-      <w:r>
-        <w:rPr>
-          <w:color w:val="1155cc"/>
-          <w:sz w:val="19"/>
-          <w:szCs w:val="19"/>
-          <w:u w:val="single"/>
-          <w:rtl w:val="0"/>
-        </w:rPr>
-        <w:t xml:space="preserve">GitHub </w:t>
-      </w:r>
-      <w:r>
-        <w:rPr>
-          <w:sz w:val="19"/>
-          <w:szCs w:val="19"/>
-          <w:rtl w:val="0"/>
-        </w:rPr>
         <w:t xml:space="preserve">| </w:t>
       </w:r>
-      <w:hyperlink r:id="rId8">
+      <w:hyperlink r:id="rId12">
         <w:r>
           <w:rPr>
             <w:color w:val="1155cc"/>
@@ -1785,19 +1789,4 @@
   </a:objectDefaults>
   <a:extraClrSchemeLst/>
 </a:theme>
-</file>
-
-<file path=customXML/item1.xml><?xml version="1.0" encoding="utf-8"?>
-<go:gDocsCustomXmlDataStorage xmlns:go="http://customooxmlschemas.google.com/" xmlns:r="http://schemas.openxmlformats.org/officeDocument/2006/relationships" uri="GoogleDocsCustomDataVersion2">
-  <go:docsCustomData xmlns:go="http://customooxmlschemas.google.com/" roundtripDataSignature="AMtx7mhe5Z0MsxzVgxPxnCYPqJfhWOVazQ==">CgMxLjA4AHIhMVpNMWNQMmNOY1pheVo4Z3ZtYVdIY3o4b0l6Y1Y5dEJs</go:docsCustomData>
-</go:gDocsCustomXmlDataStorage>
-</file>
-
-<file path=customXML/itemProps1.xml><?xml version="1.0" encoding="utf-8"?>
-<ds:datastoreItem xmlns:ds="http://schemas.openxmlformats.org/officeDocument/2006/customXml" ds:itemID="{11111111-1234-1234-1234-123412341234}">
-  <ds:schemaRefs>
-    <ds:schemaRef ds:uri="http://schemas.openxmlformats.org/officeDocument/2006/relationships"/>
-    <ds:schemaRef ds:uri="http://customooxmlschemas.google.com/"/>
-  </ds:schemaRefs>
-</ds:datastoreItem>
 </file>